--- a/week4/Stage_1_SmartCare_v01_and_AI_Activity_Card.docx
+++ b/week4/Stage_1_SmartCare_v01_and_AI_Activity_Card.docx
@@ -190,7 +190,10 @@
           </w:tcPr>
           <w:p>
             <w:r>
-              <w:t>Doctor</w:t>
+              <w:t>P</w:t>
+            </w:r>
+            <w:r>
+              <w:t>ractitioner</w:t>
             </w:r>
           </w:p>
         </w:tc>
@@ -353,7 +356,16 @@
           </w:tcPr>
           <w:p>
             <w:r>
-              <w:t>Reception and the doctor will need access to modify records.</w:t>
+              <w:t xml:space="preserve">Reception and the </w:t>
+            </w:r>
+            <w:r>
+              <w:t>practitioner</w:t>
+            </w:r>
+            <w:r>
+              <w:t xml:space="preserve"> </w:t>
+            </w:r>
+            <w:r>
+              <w:t>will need access to modify records.</w:t>
             </w:r>
           </w:p>
         </w:tc>
@@ -397,7 +409,13 @@
           </w:tcPr>
           <w:p>
             <w:r>
-              <w:t xml:space="preserve">Doctor </w:t>
+              <w:t>P</w:t>
+            </w:r>
+            <w:r>
+              <w:t>ractitioner</w:t>
+            </w:r>
+            <w:r>
+              <w:t xml:space="preserve"> </w:t>
             </w:r>
             <w:r>
               <w:t>calendar</w:t>
@@ -420,17 +438,26 @@
           </w:tcPr>
           <w:p>
             <w:r>
-              <w:t xml:space="preserve">Doctor may want </w:t>
+              <w:t>P</w:t>
+            </w:r>
+            <w:r>
+              <w:t>ractitioner</w:t>
+            </w:r>
+            <w:r>
+              <w:t xml:space="preserve"> </w:t>
+            </w:r>
+            <w:r>
+              <w:t xml:space="preserve">may want </w:t>
             </w:r>
             <w:r>
               <w:t>this,</w:t>
             </w:r>
             <w:r>
-              <w:t xml:space="preserve"> but it was </w:t>
+              <w:t xml:space="preserve"> but it </w:t>
             </w:r>
             <w:r>
               <w:lastRenderedPageBreak/>
-              <w:t>not requested at this point of time.</w:t>
+              <w:t>was not requested at this point of time.</w:t>
             </w:r>
           </w:p>
         </w:tc>
@@ -504,7 +531,13 @@
         <w:t>, and how</w:t>
       </w:r>
       <w:r>
-        <w:t xml:space="preserve"> many doctors.</w:t>
+        <w:t xml:space="preserve"> many </w:t>
+      </w:r>
+      <w:r>
+        <w:t>practitioner</w:t>
+      </w:r>
+      <w:r>
+        <w:t>.</w:t>
       </w:r>
     </w:p>
     <w:p>
@@ -559,7 +592,16 @@
         <w:t>n</w:t>
       </w:r>
       <w:r>
-        <w:t xml:space="preserve"> empty list that stores appointment details such as time and date and with what doctor with patient name. The </w:t>
+        <w:t xml:space="preserve"> empty list that stores appointment details such as time and date and with what </w:t>
+      </w:r>
+      <w:r>
+        <w:t>practitioner</w:t>
+      </w:r>
+      <w:r>
+        <w:t xml:space="preserve"> </w:t>
+      </w:r>
+      <w:r>
+        <w:t xml:space="preserve">with patient name. The </w:t>
       </w:r>
       <w:r>
         <w:t>book appointment</w:t>
@@ -597,10 +639,16 @@
         <w:t xml:space="preserve">Problems I can see are information not being validated, patient booking not being stored, and finally no information of current availability for </w:t>
       </w:r>
       <w:r>
-        <w:t>doctor’s</w:t>
+        <w:t>practitioner</w:t>
       </w:r>
       <w:r>
-        <w:t xml:space="preserve"> schedule to choose booking times without just guessing.</w:t>
+        <w:t>’s</w:t>
+      </w:r>
+      <w:r>
+        <w:t xml:space="preserve"> </w:t>
+      </w:r>
+      <w:r>
+        <w:t>schedule to choose booking times without just guessing.</w:t>
       </w:r>
     </w:p>
     <w:p/>
@@ -620,7 +668,13 @@
         <w:t>me with the</w:t>
       </w:r>
       <w:r>
-        <w:t xml:space="preserve"> reason about the solution.</w:t>
+        <w:t xml:space="preserve"> reason </w:t>
+      </w:r>
+      <w:r>
+        <w:t>for</w:t>
+      </w:r>
+      <w:r>
+        <w:t xml:space="preserve"> the solution.</w:t>
       </w:r>
     </w:p>
     <w:p/>
